--- a/public/downloads/client-packet/docx/02_CommunityBridge_Security_Overview.docx
+++ b/public/downloads/client-packet/docx/02_CommunityBridge_Security_Overview.docx
@@ -11,7 +11,7 @@
         <w:rPr>
           <w:color w:val="0F172A"/>
         </w:rPr>
-        <w:t>BuddyBoard Security Overview</w:t>
+        <w:t>CommunityBridge Security Overview</w:t>
       </w:r>
     </w:p>
     <w:p>
@@ -94,7 +94,7 @@
                 <w:color w:val="475569"/>
                 <w:sz w:val="20"/>
               </w:rPr>
-              <w:t>Do not describe BuddyBoard as HIPAA compliant, fully secure, or encrypted at rest unless those items have been validated for the actual deployment environment and documented by the appropriate technical, legal, and compliance owners.</w:t>
+              <w:t>Do not describe CommunityBridge as HIPAA compliant, fully secure, or encrypted at rest unless those items have been validated for the actual deployment environment and documented by the appropriate technical, legal, and compliance owners.</w:t>
             </w:r>
           </w:p>
         </w:tc>
@@ -111,7 +111,7 @@
     </w:p>
     <w:p>
       <w:r>
-        <w:t>BuddyBoard includes application-level capabilities relevant to privacy-conscious organizations, including role-based experiences, authentication flows, administrative controls, and support for policy-facing materials such as privacy, support, and terms pages. Security posture still depends on the actual hosting environment, configuration, account-management practices, logging, vendor agreements, and operational safeguards in place.</w:t>
+        <w:t>CommunityBridge includes application-level capabilities relevant to privacy-conscious organizations, including role-based experiences, invite and approval-based authentication flows, administrative controls, billing and export oversight surfaces, and policy-facing materials such as privacy, support, and terms pages. Security posture still depends on the actual hosting environment, configuration, account-management practices, logging, vendor agreements, and operational safeguards in place.</w:t>
       </w:r>
     </w:p>
     <w:p>
@@ -137,7 +137,7 @@
         <w:spacing w:after="60"/>
       </w:pPr>
       <w:r>
-        <w:t>Authentication and token-based access patterns in the application codebase</w:t>
+        <w:t>Authentication, invite, approval-link, password-reset, and token-based access patterns in the application codebase</w:t>
       </w:r>
     </w:p>
     <w:p>
@@ -146,7 +146,7 @@
         <w:spacing w:after="60"/>
       </w:pPr>
       <w:r>
-        <w:t>Administrative surfaces for moderation, permissions, alerts, user oversight, and export-related workflows</w:t>
+        <w:t>Administrative surfaces for permissions, alerts, user oversight, reporting, and export-related workflows</w:t>
       </w:r>
     </w:p>
     <w:p>
@@ -155,7 +155,7 @@
         <w:spacing w:after="60"/>
       </w:pPr>
       <w:r>
-        <w:t>Public privacy, terms, and support pages already present on the public-facing website</w:t>
+        <w:t>Public privacy, terms, support, provider-evaluation, and download pages already present on the public-facing website</w:t>
       </w:r>
     </w:p>
     <w:p>
@@ -428,7 +428,7 @@
                 <w:color w:val="0F172A"/>
                 <w:sz w:val="19"/>
               </w:rPr>
-              <w:t>Provisioning, role review, offboarding, admin approval model</w:t>
+              <w:t>Provisioning, role review, offboarding, scoped permissions, admin approval model</w:t>
             </w:r>
           </w:p>
         </w:tc>
@@ -493,7 +493,7 @@
                 <w:color w:val="0F172A"/>
                 <w:sz w:val="19"/>
               </w:rPr>
-              <w:t>Audit logs, alerting, retention, support access, incident workflows</w:t>
+              <w:t>Audit logs, alerting, retention, support access, incident workflows, export visibility</w:t>
             </w:r>
           </w:p>
         </w:tc>
@@ -600,7 +600,7 @@
         <w:spacing w:after="60"/>
       </w:pPr>
       <w:r>
-        <w:t>BuddyBoard supports privacy-conscious communication and coordination workflows.</w:t>
+        <w:t>CommunityBridge supports privacy-conscious communication and coordination workflows with role-based access controls.</w:t>
       </w:r>
     </w:p>
     <w:p>
